--- a/public/doc/emr/print_rajal_obsgyn_perawat.docx
+++ b/public/doc/emr/print_rajal_obsgyn_perawat.docx
@@ -138,7 +138,23 @@
                 <w:b/>
                 <w:szCs w:val="16"/>
               </w:rPr>
-              <w:t>Jl. Mayor Sunaryo No.37, Jetis, Sukoharjo 57512 Telp (0271) 593979</w:t>
+              <w:t xml:space="preserve">Jl. Mayor Sunaryo No.37, Jetis, </w:t>
+            </w:r>
+            <w:proofErr w:type="spellStart"/>
+            <w:r>
+              <w:rPr>
+                <w:b/>
+                <w:szCs w:val="16"/>
+              </w:rPr>
+              <w:t>Sukoharjo</w:t>
+            </w:r>
+            <w:proofErr w:type="spellEnd"/>
+            <w:r>
+              <w:rPr>
+                <w:b/>
+                <w:szCs w:val="16"/>
+              </w:rPr>
+              <w:t xml:space="preserve"> 57512 Telp (0271) 593979</w:t>
             </w:r>
             <w:r>
               <w:rPr>
@@ -147,12 +163,21 @@
               </w:rPr>
               <w:br/>
             </w:r>
+            <w:proofErr w:type="gramStart"/>
             <w:r>
               <w:rPr>
                 <w:b/>
                 <w:szCs w:val="16"/>
               </w:rPr>
-              <w:t xml:space="preserve">E-Mail : </w:t>
+              <w:t>E-Mail :</w:t>
+            </w:r>
+            <w:proofErr w:type="gramEnd"/>
+            <w:r>
+              <w:rPr>
+                <w:b/>
+                <w:szCs w:val="16"/>
+              </w:rPr>
+              <w:t xml:space="preserve"> </w:t>
             </w:r>
             <w:hyperlink r:id="rId9" w:history="1">
               <w:r>
@@ -171,7 +196,23 @@
                 <w:b/>
                 <w:szCs w:val="16"/>
               </w:rPr>
-              <w:t xml:space="preserve"> Website : </w:t>
+              <w:t xml:space="preserve"> </w:t>
+            </w:r>
+            <w:proofErr w:type="gramStart"/>
+            <w:r>
+              <w:rPr>
+                <w:b/>
+                <w:szCs w:val="16"/>
+              </w:rPr>
+              <w:t>Website :</w:t>
+            </w:r>
+            <w:proofErr w:type="gramEnd"/>
+            <w:r>
+              <w:rPr>
+                <w:b/>
+                <w:szCs w:val="16"/>
+              </w:rPr>
+              <w:t xml:space="preserve"> </w:t>
             </w:r>
             <w:hyperlink r:id="rId10" w:history="1">
               <w:r>
@@ -468,7 +509,37 @@
                 <w:sz w:val="26"/>
                 <w:szCs w:val="26"/>
               </w:rPr>
-              <w:t>RM 3 e 1</w:t>
+              <w:t xml:space="preserve">RM </w:t>
+            </w:r>
+            <w:r>
+              <w:rPr>
+                <w:b/>
+                <w:bCs/>
+                <w:noProof/>
+                <w:sz w:val="26"/>
+                <w:szCs w:val="26"/>
+              </w:rPr>
+              <w:t>0</w:t>
+            </w:r>
+            <w:r>
+              <w:rPr>
+                <w:b/>
+                <w:bCs/>
+                <w:noProof/>
+                <w:sz w:val="26"/>
+                <w:szCs w:val="26"/>
+              </w:rPr>
+              <w:t>3 e 1</w:t>
+            </w:r>
+            <w:r>
+              <w:rPr>
+                <w:b/>
+                <w:bCs/>
+                <w:noProof/>
+                <w:sz w:val="26"/>
+                <w:szCs w:val="26"/>
+              </w:rPr>
+              <w:t>5</w:t>
             </w:r>
           </w:p>
         </w:tc>
@@ -565,14 +636,21 @@
                 <w:lang w:val="en-ID"/>
               </w:rPr>
             </w:pPr>
+            <w:proofErr w:type="spellStart"/>
+            <w:proofErr w:type="gramStart"/>
             <w:r>
               <w:t>Tanggal</w:t>
             </w:r>
+            <w:proofErr w:type="spellEnd"/>
             <w:r>
               <w:t xml:space="preserve"> </w:t>
             </w:r>
             <w:r>
-              <w:t xml:space="preserve">: </w:t>
+              <w:t>:</w:t>
+            </w:r>
+            <w:proofErr w:type="gramEnd"/>
+            <w:r>
+              <w:t xml:space="preserve"> </w:t>
             </w:r>
             <w:r>
               <w:rPr>
@@ -614,6 +692,7 @@
                 <w:lang w:val="en-ID"/>
               </w:rPr>
             </w:pPr>
+            <w:proofErr w:type="gramStart"/>
             <w:r>
               <w:t>Jam</w:t>
             </w:r>
@@ -621,7 +700,11 @@
               <w:t xml:space="preserve"> </w:t>
             </w:r>
             <w:r>
-              <w:t xml:space="preserve">: </w:t>
+              <w:t>:</w:t>
+            </w:r>
+            <w:proofErr w:type="gramEnd"/>
+            <w:r>
+              <w:t xml:space="preserve"> </w:t>
             </w:r>
             <w:r>
               <w:rPr>
@@ -744,8 +827,13 @@
             <w:tcW w:w="2426" w:type="dxa"/>
           </w:tcPr>
           <w:p>
-            <w:r>
-              <w:t>Keluhan Utama</w:t>
+            <w:proofErr w:type="spellStart"/>
+            <w:r>
+              <w:t>Keluhan</w:t>
+            </w:r>
+            <w:proofErr w:type="spellEnd"/>
+            <w:r>
+              <w:t xml:space="preserve"> Utama</w:t>
             </w:r>
           </w:p>
         </w:tc>
@@ -791,8 +879,21 @@
           </w:tcPr>
           <w:p>
             <w:r>
-              <w:t>Riwayat Penyakit Sekarang</w:t>
-            </w:r>
+              <w:t xml:space="preserve">Riwayat </w:t>
+            </w:r>
+            <w:proofErr w:type="spellStart"/>
+            <w:r>
+              <w:t>Penyakit</w:t>
+            </w:r>
+            <w:proofErr w:type="spellEnd"/>
+            <w:r>
+              <w:t xml:space="preserve"> </w:t>
+            </w:r>
+            <w:proofErr w:type="spellStart"/>
+            <w:r>
+              <w:t>Sekarang</w:t>
+            </w:r>
+            <w:proofErr w:type="spellEnd"/>
           </w:p>
         </w:tc>
         <w:tc>
@@ -837,8 +938,21 @@
           </w:tcPr>
           <w:p>
             <w:r>
-              <w:t>Riwayat Penyakit Dahulu</w:t>
-            </w:r>
+              <w:t xml:space="preserve">Riwayat </w:t>
+            </w:r>
+            <w:proofErr w:type="spellStart"/>
+            <w:r>
+              <w:t>Penyakit</w:t>
+            </w:r>
+            <w:proofErr w:type="spellEnd"/>
+            <w:r>
+              <w:t xml:space="preserve"> </w:t>
+            </w:r>
+            <w:proofErr w:type="spellStart"/>
+            <w:r>
+              <w:t>Dahulu</w:t>
+            </w:r>
+            <w:proofErr w:type="spellEnd"/>
           </w:p>
         </w:tc>
         <w:tc>
@@ -883,8 +997,21 @@
           </w:tcPr>
           <w:p>
             <w:r>
-              <w:t>Riwayat Penyakit Keluarga</w:t>
-            </w:r>
+              <w:t xml:space="preserve">Riwayat </w:t>
+            </w:r>
+            <w:proofErr w:type="spellStart"/>
+            <w:r>
+              <w:t>Penyakit</w:t>
+            </w:r>
+            <w:proofErr w:type="spellEnd"/>
+            <w:r>
+              <w:t xml:space="preserve"> </w:t>
+            </w:r>
+            <w:proofErr w:type="spellStart"/>
+            <w:r>
+              <w:t>Keluarga</w:t>
+            </w:r>
+            <w:proofErr w:type="spellEnd"/>
           </w:p>
         </w:tc>
         <w:tc>
@@ -929,8 +1056,13 @@
           </w:tcPr>
           <w:p>
             <w:r>
-              <w:t>Riwayat Obstetri</w:t>
-            </w:r>
+              <w:t xml:space="preserve">Riwayat </w:t>
+            </w:r>
+            <w:proofErr w:type="spellStart"/>
+            <w:r>
+              <w:t>Obstetri</w:t>
+            </w:r>
+            <w:proofErr w:type="spellEnd"/>
           </w:p>
         </w:tc>
         <w:tc>
@@ -1055,8 +1187,13 @@
             <w:tcW w:w="2802" w:type="dxa"/>
           </w:tcPr>
           <w:p>
-            <w:r>
-              <w:t>Keadaan Umum</w:t>
+            <w:proofErr w:type="spellStart"/>
+            <w:r>
+              <w:t>Keadaan</w:t>
+            </w:r>
+            <w:proofErr w:type="spellEnd"/>
+            <w:r>
+              <w:t xml:space="preserve"> Umum</w:t>
             </w:r>
           </w:p>
         </w:tc>
@@ -1091,8 +1228,13 @@
             <w:tcW w:w="2802" w:type="dxa"/>
           </w:tcPr>
           <w:p>
-            <w:r>
-              <w:t>Tekanan Darah</w:t>
+            <w:proofErr w:type="spellStart"/>
+            <w:r>
+              <w:t>Tekanan</w:t>
+            </w:r>
+            <w:proofErr w:type="spellEnd"/>
+            <w:r>
+              <w:t xml:space="preserve"> Darah</w:t>
             </w:r>
           </w:p>
         </w:tc>
@@ -1132,8 +1274,13 @@
             <w:pPr>
               <w:ind w:right="-105"/>
             </w:pPr>
-            <w:r>
-              <w:t>Saturasi O</w:t>
+            <w:proofErr w:type="spellStart"/>
+            <w:r>
+              <w:t>Saturasi</w:t>
+            </w:r>
+            <w:proofErr w:type="spellEnd"/>
+            <w:r>
+              <w:t xml:space="preserve"> O</w:t>
             </w:r>
             <w:r>
               <w:rPr>
@@ -1174,8 +1321,13 @@
             <w:tcW w:w="2802" w:type="dxa"/>
           </w:tcPr>
           <w:p>
-            <w:r>
-              <w:t>Frekuensi Nadi</w:t>
+            <w:proofErr w:type="spellStart"/>
+            <w:r>
+              <w:t>Frekuensi</w:t>
+            </w:r>
+            <w:proofErr w:type="spellEnd"/>
+            <w:r>
+              <w:t xml:space="preserve"> Nadi</w:t>
             </w:r>
           </w:p>
         </w:tc>
@@ -1250,8 +1402,13 @@
             <w:tcW w:w="2802" w:type="dxa"/>
           </w:tcPr>
           <w:p>
-            <w:r>
-              <w:t>Frekuensi Nafas</w:t>
+            <w:proofErr w:type="spellStart"/>
+            <w:r>
+              <w:t>Frekuensi</w:t>
+            </w:r>
+            <w:proofErr w:type="spellEnd"/>
+            <w:r>
+              <w:t xml:space="preserve"> Nafas</w:t>
             </w:r>
           </w:p>
         </w:tc>
@@ -1326,9 +1483,11 @@
             <w:tcW w:w="2802" w:type="dxa"/>
           </w:tcPr>
           <w:p>
+            <w:proofErr w:type="spellStart"/>
             <w:r>
               <w:t>Suhu</w:t>
             </w:r>
+            <w:proofErr w:type="spellEnd"/>
           </w:p>
         </w:tc>
         <w:tc>
@@ -1718,6 +1877,7 @@
                 <w:szCs w:val="20"/>
               </w:rPr>
             </w:pPr>
+            <w:proofErr w:type="spellStart"/>
             <w:r>
               <w:rPr>
                 <w:b/>
@@ -1725,8 +1885,29 @@
                 <w:sz w:val="20"/>
                 <w:szCs w:val="20"/>
               </w:rPr>
-              <w:t>Kebutuhan Edukasi</w:t>
-            </w:r>
+              <w:t>Kebutuhan</w:t>
+            </w:r>
+            <w:proofErr w:type="spellEnd"/>
+            <w:r>
+              <w:rPr>
+                <w:b/>
+                <w:bCs/>
+                <w:sz w:val="20"/>
+                <w:szCs w:val="20"/>
+              </w:rPr>
+              <w:t xml:space="preserve"> </w:t>
+            </w:r>
+            <w:proofErr w:type="spellStart"/>
+            <w:r>
+              <w:rPr>
+                <w:b/>
+                <w:bCs/>
+                <w:sz w:val="20"/>
+                <w:szCs w:val="20"/>
+              </w:rPr>
+              <w:t>Edukasi</w:t>
+            </w:r>
+            <w:proofErr w:type="spellEnd"/>
           </w:p>
         </w:tc>
       </w:tr>
@@ -1938,6 +2119,7 @@
                 <w:lang w:val="en-ID"/>
               </w:rPr>
             </w:pPr>
+            <w:proofErr w:type="spellStart"/>
             <w:r>
               <w:rPr>
                 <w:b/>
@@ -1945,6 +2127,7 @@
               </w:rPr>
               <w:t>Mandiri</w:t>
             </w:r>
+            <w:proofErr w:type="spellEnd"/>
           </w:p>
         </w:tc>
         <w:tc>
@@ -1959,6 +2142,7 @@
                 <w:lang w:val="en-ID"/>
               </w:rPr>
             </w:pPr>
+            <w:proofErr w:type="spellStart"/>
             <w:r>
               <w:rPr>
                 <w:b/>
@@ -1967,6 +2151,7 @@
               </w:rPr>
               <w:t>Kolaborasi</w:t>
             </w:r>
+            <w:proofErr w:type="spellEnd"/>
           </w:p>
         </w:tc>
       </w:tr>
@@ -2312,8 +2497,33 @@
                 <w:b/>
                 <w:bCs/>
               </w:rPr>
-              <w:t>Yang Melakukan Pengkajian</w:t>
-            </w:r>
+              <w:t xml:space="preserve">Yang </w:t>
+            </w:r>
+            <w:proofErr w:type="spellStart"/>
+            <w:r>
+              <w:rPr>
+                <w:b/>
+                <w:bCs/>
+              </w:rPr>
+              <w:t>Melakukan</w:t>
+            </w:r>
+            <w:proofErr w:type="spellEnd"/>
+            <w:r>
+              <w:rPr>
+                <w:b/>
+                <w:bCs/>
+              </w:rPr>
+              <w:t xml:space="preserve"> </w:t>
+            </w:r>
+            <w:proofErr w:type="spellStart"/>
+            <w:r>
+              <w:rPr>
+                <w:b/>
+                <w:bCs/>
+              </w:rPr>
+              <w:t>Pengkajian</w:t>
+            </w:r>
+            <w:proofErr w:type="spellEnd"/>
           </w:p>
           <w:p>
             <w:pPr>
@@ -2323,6 +2533,7 @@
                 <w:bCs/>
               </w:rPr>
             </w:pPr>
+            <w:proofErr w:type="spellStart"/>
             <w:r>
               <w:rPr>
                 <w:b/>
@@ -2330,6 +2541,7 @@
               </w:rPr>
               <w:t>Perawat</w:t>
             </w:r>
+            <w:proofErr w:type="spellEnd"/>
           </w:p>
           <w:p>
             <w:pPr>
@@ -2360,6 +2572,7 @@
             <w:pPr>
               <w:jc w:val="center"/>
             </w:pPr>
+            <w:proofErr w:type="gramStart"/>
             <w:r>
               <w:t xml:space="preserve">( </w:t>
             </w:r>
@@ -2367,14 +2580,22 @@
               <w:rPr>
                 <w:u w:val="single"/>
               </w:rPr>
-              <w:t>${</w:t>
-            </w:r>
+              <w:t>$</w:t>
+            </w:r>
+            <w:proofErr w:type="gramEnd"/>
             <w:r>
               <w:rPr>
                 <w:u w:val="single"/>
               </w:rPr>
+              <w:t>{</w:t>
+            </w:r>
+            <w:r>
+              <w:rPr>
+                <w:u w:val="single"/>
+              </w:rPr>
               <w:t>NAMA_PERAWAT_FINALISASI</w:t>
             </w:r>
+            <w:proofErr w:type="gramStart"/>
             <w:r>
               <w:rPr>
                 <w:u w:val="single"/>
@@ -2384,6 +2605,7 @@
             <w:r>
               <w:t xml:space="preserve"> )</w:t>
             </w:r>
+            <w:proofErr w:type="gramEnd"/>
           </w:p>
           <w:p>
             <w:pPr>
@@ -2400,8 +2622,18 @@
                 <w:szCs w:val="18"/>
                 <w:lang w:val="en-ID"/>
               </w:rPr>
-              <w:t>Tanda Tangan dan Nama Lengkap</w:t>
-            </w:r>
+              <w:t xml:space="preserve">Tanda Tangan dan Nama </w:t>
+            </w:r>
+            <w:proofErr w:type="spellStart"/>
+            <w:r>
+              <w:rPr>
+                <w:sz w:val="14"/>
+                <w:szCs w:val="18"/>
+                <w:lang w:val="en-ID"/>
+              </w:rPr>
+              <w:t>Lengkap</w:t>
+            </w:r>
+            <w:proofErr w:type="spellEnd"/>
           </w:p>
           <w:p>
             <w:pPr>
@@ -2586,6 +2818,7 @@
                 </mc:Fallback>
               </mc:AlternateContent>
             </w:r>
+            <w:proofErr w:type="spellStart"/>
             <w:r>
               <w:rPr>
                 <w:b/>
@@ -2593,6 +2826,7 @@
               </w:rPr>
               <w:t>Verifikasi</w:t>
             </w:r>
+            <w:proofErr w:type="spellEnd"/>
           </w:p>
           <w:p>
             <w:pPr>
@@ -2639,6 +2873,7 @@
             <w:pPr>
               <w:jc w:val="center"/>
             </w:pPr>
+            <w:proofErr w:type="gramStart"/>
             <w:r>
               <w:t xml:space="preserve">( </w:t>
             </w:r>
@@ -2646,14 +2881,22 @@
               <w:rPr>
                 <w:u w:val="single"/>
               </w:rPr>
-              <w:t>${</w:t>
-            </w:r>
+              <w:t>$</w:t>
+            </w:r>
+            <w:proofErr w:type="gramEnd"/>
             <w:r>
               <w:rPr>
                 <w:u w:val="single"/>
               </w:rPr>
+              <w:t>{</w:t>
+            </w:r>
+            <w:r>
+              <w:rPr>
+                <w:u w:val="single"/>
+              </w:rPr>
               <w:t>NAMA_DOKTER_FINALISASI</w:t>
             </w:r>
+            <w:proofErr w:type="gramStart"/>
             <w:r>
               <w:rPr>
                 <w:u w:val="single"/>
@@ -2663,6 +2906,7 @@
             <w:r>
               <w:t xml:space="preserve"> )</w:t>
             </w:r>
+            <w:proofErr w:type="gramEnd"/>
           </w:p>
           <w:p>
             <w:pPr>
@@ -2679,8 +2923,18 @@
                 <w:szCs w:val="18"/>
                 <w:lang w:val="en-ID"/>
               </w:rPr>
-              <w:t>Tanda Tangan dan Nama Lengkap</w:t>
-            </w:r>
+              <w:t xml:space="preserve">Tanda Tangan dan Nama </w:t>
+            </w:r>
+            <w:proofErr w:type="spellStart"/>
+            <w:r>
+              <w:rPr>
+                <w:sz w:val="14"/>
+                <w:szCs w:val="18"/>
+                <w:lang w:val="en-ID"/>
+              </w:rPr>
+              <w:t>Lengkap</w:t>
+            </w:r>
+            <w:proofErr w:type="spellEnd"/>
           </w:p>
           <w:p>
             <w:pPr>
@@ -2803,26 +3057,7 @@
         <w:sz w:val="16"/>
         <w:szCs w:val="20"/>
       </w:rPr>
-      <w:t>Formulir ini dicetak pada ${</w:t>
-    </w:r>
-    <w:r>
-      <w:rPr>
-        <w:i/>
-        <w:iCs/>
-        <w:sz w:val="16"/>
-        <w:szCs w:val="20"/>
-        <w:lang w:val="en-ID"/>
-      </w:rPr>
-      <w:t>TANGGAL_CETAK</w:t>
-    </w:r>
-    <w:r>
-      <w:rPr>
-        <w:i/>
-        <w:iCs/>
-        <w:sz w:val="16"/>
-        <w:szCs w:val="20"/>
-      </w:rPr>
-      <w:t>}</w:t>
+      <w:t>Rev. I/2026</w:t>
     </w:r>
   </w:p>
 </w:ftr>

--- a/public/doc/emr/print_rajal_obsgyn_perawat.docx
+++ b/public/doc/emr/print_rajal_obsgyn_perawat.docx
@@ -138,46 +138,21 @@
                 <w:b/>
                 <w:szCs w:val="16"/>
               </w:rPr>
-              <w:t xml:space="preserve">Jl. Mayor Sunaryo No.37, Jetis, </w:t>
-            </w:r>
-            <w:proofErr w:type="spellStart"/>
+              <w:t>Jl. Mayor Sunaryo No.37, Jetis, Sukoharjo 57512 Telp (0271) 593979</w:t>
+            </w:r>
+            <w:r>
+              <w:rPr>
+                <w:b/>
+                <w:sz w:val="22"/>
+              </w:rPr>
+              <w:br/>
+            </w:r>
             <w:r>
               <w:rPr>
                 <w:b/>
                 <w:szCs w:val="16"/>
               </w:rPr>
-              <w:t>Sukoharjo</w:t>
-            </w:r>
-            <w:proofErr w:type="spellEnd"/>
-            <w:r>
-              <w:rPr>
-                <w:b/>
-                <w:szCs w:val="16"/>
-              </w:rPr>
-              <w:t xml:space="preserve"> 57512 Telp (0271) 593979</w:t>
-            </w:r>
-            <w:r>
-              <w:rPr>
-                <w:b/>
-                <w:sz w:val="22"/>
-              </w:rPr>
-              <w:br/>
-            </w:r>
-            <w:proofErr w:type="gramStart"/>
-            <w:r>
-              <w:rPr>
-                <w:b/>
-                <w:szCs w:val="16"/>
-              </w:rPr>
-              <w:t>E-Mail :</w:t>
-            </w:r>
-            <w:proofErr w:type="gramEnd"/>
-            <w:r>
-              <w:rPr>
-                <w:b/>
-                <w:szCs w:val="16"/>
-              </w:rPr>
-              <w:t xml:space="preserve"> </w:t>
+              <w:t xml:space="preserve">E-Mail : </w:t>
             </w:r>
             <w:hyperlink r:id="rId9" w:history="1">
               <w:r>
@@ -196,23 +171,7 @@
                 <w:b/>
                 <w:szCs w:val="16"/>
               </w:rPr>
-              <w:t xml:space="preserve"> </w:t>
-            </w:r>
-            <w:proofErr w:type="gramStart"/>
-            <w:r>
-              <w:rPr>
-                <w:b/>
-                <w:szCs w:val="16"/>
-              </w:rPr>
-              <w:t>Website :</w:t>
-            </w:r>
-            <w:proofErr w:type="gramEnd"/>
-            <w:r>
-              <w:rPr>
-                <w:b/>
-                <w:szCs w:val="16"/>
-              </w:rPr>
-              <w:t xml:space="preserve"> </w:t>
+              <w:t xml:space="preserve"> Website : </w:t>
             </w:r>
             <w:hyperlink r:id="rId10" w:history="1">
               <w:r>
@@ -566,7 +525,23 @@
                 <w:color w:val="FFFFFF" w:themeColor="background1"/>
                 <w:sz w:val="26"/>
               </w:rPr>
-              <w:t xml:space="preserve">PENGKAJIAN RAWAT </w:t>
+              <w:t>PENGKAJIAN</w:t>
+            </w:r>
+            <w:r>
+              <w:rPr>
+                <w:b/>
+                <w:color w:val="FFFFFF" w:themeColor="background1"/>
+                <w:sz w:val="26"/>
+              </w:rPr>
+              <w:t xml:space="preserve"> AWAL</w:t>
+            </w:r>
+            <w:r>
+              <w:rPr>
+                <w:b/>
+                <w:color w:val="FFFFFF" w:themeColor="background1"/>
+                <w:sz w:val="26"/>
+              </w:rPr>
+              <w:t xml:space="preserve"> RAWAT </w:t>
             </w:r>
             <w:r>
               <w:rPr>
@@ -636,21 +611,14 @@
                 <w:lang w:val="en-ID"/>
               </w:rPr>
             </w:pPr>
-            <w:proofErr w:type="spellStart"/>
-            <w:proofErr w:type="gramStart"/>
             <w:r>
               <w:t>Tanggal</w:t>
             </w:r>
-            <w:proofErr w:type="spellEnd"/>
             <w:r>
               <w:t xml:space="preserve"> </w:t>
             </w:r>
             <w:r>
-              <w:t>:</w:t>
-            </w:r>
-            <w:proofErr w:type="gramEnd"/>
-            <w:r>
-              <w:t xml:space="preserve"> </w:t>
+              <w:t xml:space="preserve">: </w:t>
             </w:r>
             <w:r>
               <w:rPr>
@@ -692,7 +660,6 @@
                 <w:lang w:val="en-ID"/>
               </w:rPr>
             </w:pPr>
-            <w:proofErr w:type="gramStart"/>
             <w:r>
               <w:t>Jam</w:t>
             </w:r>
@@ -700,11 +667,7 @@
               <w:t xml:space="preserve"> </w:t>
             </w:r>
             <w:r>
-              <w:t>:</w:t>
-            </w:r>
-            <w:proofErr w:type="gramEnd"/>
-            <w:r>
-              <w:t xml:space="preserve"> </w:t>
+              <w:t xml:space="preserve">: </w:t>
             </w:r>
             <w:r>
               <w:rPr>
@@ -827,13 +790,8 @@
             <w:tcW w:w="2426" w:type="dxa"/>
           </w:tcPr>
           <w:p>
-            <w:proofErr w:type="spellStart"/>
-            <w:r>
-              <w:t>Keluhan</w:t>
-            </w:r>
-            <w:proofErr w:type="spellEnd"/>
-            <w:r>
-              <w:t xml:space="preserve"> Utama</w:t>
+            <w:r>
+              <w:t>Keluhan Utama</w:t>
             </w:r>
           </w:p>
         </w:tc>
@@ -879,21 +837,8 @@
           </w:tcPr>
           <w:p>
             <w:r>
-              <w:t xml:space="preserve">Riwayat </w:t>
-            </w:r>
-            <w:proofErr w:type="spellStart"/>
-            <w:r>
-              <w:t>Penyakit</w:t>
-            </w:r>
-            <w:proofErr w:type="spellEnd"/>
-            <w:r>
-              <w:t xml:space="preserve"> </w:t>
-            </w:r>
-            <w:proofErr w:type="spellStart"/>
-            <w:r>
-              <w:t>Sekarang</w:t>
-            </w:r>
-            <w:proofErr w:type="spellEnd"/>
+              <w:t>Riwayat Penyakit Sekarang</w:t>
+            </w:r>
           </w:p>
         </w:tc>
         <w:tc>
@@ -938,21 +883,8 @@
           </w:tcPr>
           <w:p>
             <w:r>
-              <w:t xml:space="preserve">Riwayat </w:t>
-            </w:r>
-            <w:proofErr w:type="spellStart"/>
-            <w:r>
-              <w:t>Penyakit</w:t>
-            </w:r>
-            <w:proofErr w:type="spellEnd"/>
-            <w:r>
-              <w:t xml:space="preserve"> </w:t>
-            </w:r>
-            <w:proofErr w:type="spellStart"/>
-            <w:r>
-              <w:t>Dahulu</w:t>
-            </w:r>
-            <w:proofErr w:type="spellEnd"/>
+              <w:t>Riwayat Penyakit Dahulu</w:t>
+            </w:r>
           </w:p>
         </w:tc>
         <w:tc>
@@ -997,21 +929,8 @@
           </w:tcPr>
           <w:p>
             <w:r>
-              <w:t xml:space="preserve">Riwayat </w:t>
-            </w:r>
-            <w:proofErr w:type="spellStart"/>
-            <w:r>
-              <w:t>Penyakit</w:t>
-            </w:r>
-            <w:proofErr w:type="spellEnd"/>
-            <w:r>
-              <w:t xml:space="preserve"> </w:t>
-            </w:r>
-            <w:proofErr w:type="spellStart"/>
-            <w:r>
-              <w:t>Keluarga</w:t>
-            </w:r>
-            <w:proofErr w:type="spellEnd"/>
+              <w:t>Riwayat Penyakit Keluarga</w:t>
+            </w:r>
           </w:p>
         </w:tc>
         <w:tc>
@@ -1056,13 +975,8 @@
           </w:tcPr>
           <w:p>
             <w:r>
-              <w:t xml:space="preserve">Riwayat </w:t>
-            </w:r>
-            <w:proofErr w:type="spellStart"/>
-            <w:r>
-              <w:t>Obstetri</w:t>
-            </w:r>
-            <w:proofErr w:type="spellEnd"/>
+              <w:t>Riwayat Obstetri</w:t>
+            </w:r>
           </w:p>
         </w:tc>
         <w:tc>
@@ -1187,13 +1101,8 @@
             <w:tcW w:w="2802" w:type="dxa"/>
           </w:tcPr>
           <w:p>
-            <w:proofErr w:type="spellStart"/>
-            <w:r>
-              <w:t>Keadaan</w:t>
-            </w:r>
-            <w:proofErr w:type="spellEnd"/>
-            <w:r>
-              <w:t xml:space="preserve"> Umum</w:t>
+            <w:r>
+              <w:t>Keadaan Umum</w:t>
             </w:r>
           </w:p>
         </w:tc>
@@ -1228,13 +1137,8 @@
             <w:tcW w:w="2802" w:type="dxa"/>
           </w:tcPr>
           <w:p>
-            <w:proofErr w:type="spellStart"/>
-            <w:r>
-              <w:t>Tekanan</w:t>
-            </w:r>
-            <w:proofErr w:type="spellEnd"/>
-            <w:r>
-              <w:t xml:space="preserve"> Darah</w:t>
+            <w:r>
+              <w:t>Tekanan Darah</w:t>
             </w:r>
           </w:p>
         </w:tc>
@@ -1274,13 +1178,8 @@
             <w:pPr>
               <w:ind w:right="-105"/>
             </w:pPr>
-            <w:proofErr w:type="spellStart"/>
-            <w:r>
-              <w:t>Saturasi</w:t>
-            </w:r>
-            <w:proofErr w:type="spellEnd"/>
-            <w:r>
-              <w:t xml:space="preserve"> O</w:t>
+            <w:r>
+              <w:t>Saturasi O</w:t>
             </w:r>
             <w:r>
               <w:rPr>
@@ -1321,13 +1220,8 @@
             <w:tcW w:w="2802" w:type="dxa"/>
           </w:tcPr>
           <w:p>
-            <w:proofErr w:type="spellStart"/>
-            <w:r>
-              <w:t>Frekuensi</w:t>
-            </w:r>
-            <w:proofErr w:type="spellEnd"/>
-            <w:r>
-              <w:t xml:space="preserve"> Nadi</w:t>
+            <w:r>
+              <w:t>Frekuensi Nadi</w:t>
             </w:r>
           </w:p>
         </w:tc>
@@ -1402,13 +1296,8 @@
             <w:tcW w:w="2802" w:type="dxa"/>
           </w:tcPr>
           <w:p>
-            <w:proofErr w:type="spellStart"/>
-            <w:r>
-              <w:t>Frekuensi</w:t>
-            </w:r>
-            <w:proofErr w:type="spellEnd"/>
-            <w:r>
-              <w:t xml:space="preserve"> Nafas</w:t>
+            <w:r>
+              <w:t>Frekuensi Nafas</w:t>
             </w:r>
           </w:p>
         </w:tc>
@@ -1483,11 +1372,9 @@
             <w:tcW w:w="2802" w:type="dxa"/>
           </w:tcPr>
           <w:p>
-            <w:proofErr w:type="spellStart"/>
             <w:r>
               <w:t>Suhu</w:t>
             </w:r>
-            <w:proofErr w:type="spellEnd"/>
           </w:p>
         </w:tc>
         <w:tc>
@@ -1877,7 +1764,6 @@
                 <w:szCs w:val="20"/>
               </w:rPr>
             </w:pPr>
-            <w:proofErr w:type="spellStart"/>
             <w:r>
               <w:rPr>
                 <w:b/>
@@ -1885,29 +1771,8 @@
                 <w:sz w:val="20"/>
                 <w:szCs w:val="20"/>
               </w:rPr>
-              <w:t>Kebutuhan</w:t>
-            </w:r>
-            <w:proofErr w:type="spellEnd"/>
-            <w:r>
-              <w:rPr>
-                <w:b/>
-                <w:bCs/>
-                <w:sz w:val="20"/>
-                <w:szCs w:val="20"/>
-              </w:rPr>
-              <w:t xml:space="preserve"> </w:t>
-            </w:r>
-            <w:proofErr w:type="spellStart"/>
-            <w:r>
-              <w:rPr>
-                <w:b/>
-                <w:bCs/>
-                <w:sz w:val="20"/>
-                <w:szCs w:val="20"/>
-              </w:rPr>
-              <w:t>Edukasi</w:t>
-            </w:r>
-            <w:proofErr w:type="spellEnd"/>
+              <w:t>Kebutuhan Edukasi</w:t>
+            </w:r>
           </w:p>
         </w:tc>
       </w:tr>
@@ -2119,7 +1984,6 @@
                 <w:lang w:val="en-ID"/>
               </w:rPr>
             </w:pPr>
-            <w:proofErr w:type="spellStart"/>
             <w:r>
               <w:rPr>
                 <w:b/>
@@ -2127,7 +1991,6 @@
               </w:rPr>
               <w:t>Mandiri</w:t>
             </w:r>
-            <w:proofErr w:type="spellEnd"/>
           </w:p>
         </w:tc>
         <w:tc>
@@ -2142,7 +2005,6 @@
                 <w:lang w:val="en-ID"/>
               </w:rPr>
             </w:pPr>
-            <w:proofErr w:type="spellStart"/>
             <w:r>
               <w:rPr>
                 <w:b/>
@@ -2151,7 +2013,6 @@
               </w:rPr>
               <w:t>Kolaborasi</w:t>
             </w:r>
-            <w:proofErr w:type="spellEnd"/>
           </w:p>
         </w:tc>
       </w:tr>
@@ -2497,33 +2358,8 @@
                 <w:b/>
                 <w:bCs/>
               </w:rPr>
-              <w:t xml:space="preserve">Yang </w:t>
-            </w:r>
-            <w:proofErr w:type="spellStart"/>
-            <w:r>
-              <w:rPr>
-                <w:b/>
-                <w:bCs/>
-              </w:rPr>
-              <w:t>Melakukan</w:t>
-            </w:r>
-            <w:proofErr w:type="spellEnd"/>
-            <w:r>
-              <w:rPr>
-                <w:b/>
-                <w:bCs/>
-              </w:rPr>
-              <w:t xml:space="preserve"> </w:t>
-            </w:r>
-            <w:proofErr w:type="spellStart"/>
-            <w:r>
-              <w:rPr>
-                <w:b/>
-                <w:bCs/>
-              </w:rPr>
-              <w:t>Pengkajian</w:t>
-            </w:r>
-            <w:proofErr w:type="spellEnd"/>
+              <w:t>Yang Melakukan Pengkajian</w:t>
+            </w:r>
           </w:p>
           <w:p>
             <w:pPr>
@@ -2533,7 +2369,6 @@
                 <w:bCs/>
               </w:rPr>
             </w:pPr>
-            <w:proofErr w:type="spellStart"/>
             <w:r>
               <w:rPr>
                 <w:b/>
@@ -2541,7 +2376,6 @@
               </w:rPr>
               <w:t>Perawat</w:t>
             </w:r>
-            <w:proofErr w:type="spellEnd"/>
           </w:p>
           <w:p>
             <w:pPr>
@@ -2572,7 +2406,6 @@
             <w:pPr>
               <w:jc w:val="center"/>
             </w:pPr>
-            <w:proofErr w:type="gramStart"/>
             <w:r>
               <w:t xml:space="preserve">( </w:t>
             </w:r>
@@ -2580,32 +2413,23 @@
               <w:rPr>
                 <w:u w:val="single"/>
               </w:rPr>
-              <w:t>$</w:t>
-            </w:r>
-            <w:proofErr w:type="gramEnd"/>
+              <w:t>${</w:t>
+            </w:r>
             <w:r>
               <w:rPr>
                 <w:u w:val="single"/>
               </w:rPr>
-              <w:t>{</w:t>
+              <w:t>NAMA_PERAWAT_FINALISASI</w:t>
             </w:r>
             <w:r>
               <w:rPr>
                 <w:u w:val="single"/>
               </w:rPr>
-              <w:t>NAMA_PERAWAT_FINALISASI</w:t>
-            </w:r>
-            <w:proofErr w:type="gramStart"/>
-            <w:r>
-              <w:rPr>
-                <w:u w:val="single"/>
-              </w:rPr>
               <w:t>}</w:t>
             </w:r>
             <w:r>
               <w:t xml:space="preserve"> )</w:t>
             </w:r>
-            <w:proofErr w:type="gramEnd"/>
           </w:p>
           <w:p>
             <w:pPr>
@@ -2622,18 +2446,8 @@
                 <w:szCs w:val="18"/>
                 <w:lang w:val="en-ID"/>
               </w:rPr>
-              <w:t xml:space="preserve">Tanda Tangan dan Nama </w:t>
-            </w:r>
-            <w:proofErr w:type="spellStart"/>
-            <w:r>
-              <w:rPr>
-                <w:sz w:val="14"/>
-                <w:szCs w:val="18"/>
-                <w:lang w:val="en-ID"/>
-              </w:rPr>
-              <w:t>Lengkap</w:t>
-            </w:r>
-            <w:proofErr w:type="spellEnd"/>
+              <w:t>Tanda Tangan dan Nama Lengkap</w:t>
+            </w:r>
           </w:p>
           <w:p>
             <w:pPr>
@@ -2818,7 +2632,6 @@
                 </mc:Fallback>
               </mc:AlternateContent>
             </w:r>
-            <w:proofErr w:type="spellStart"/>
             <w:r>
               <w:rPr>
                 <w:b/>
@@ -2826,7 +2639,6 @@
               </w:rPr>
               <w:t>Verifikasi</w:t>
             </w:r>
-            <w:proofErr w:type="spellEnd"/>
           </w:p>
           <w:p>
             <w:pPr>
@@ -2873,7 +2685,6 @@
             <w:pPr>
               <w:jc w:val="center"/>
             </w:pPr>
-            <w:proofErr w:type="gramStart"/>
             <w:r>
               <w:t xml:space="preserve">( </w:t>
             </w:r>
@@ -2881,32 +2692,23 @@
               <w:rPr>
                 <w:u w:val="single"/>
               </w:rPr>
-              <w:t>$</w:t>
-            </w:r>
-            <w:proofErr w:type="gramEnd"/>
+              <w:t>${</w:t>
+            </w:r>
             <w:r>
               <w:rPr>
                 <w:u w:val="single"/>
               </w:rPr>
-              <w:t>{</w:t>
+              <w:t>NAMA_DOKTER_FINALISASI</w:t>
             </w:r>
             <w:r>
               <w:rPr>
                 <w:u w:val="single"/>
               </w:rPr>
-              <w:t>NAMA_DOKTER_FINALISASI</w:t>
-            </w:r>
-            <w:proofErr w:type="gramStart"/>
-            <w:r>
-              <w:rPr>
-                <w:u w:val="single"/>
-              </w:rPr>
               <w:t>}</w:t>
             </w:r>
             <w:r>
               <w:t xml:space="preserve"> )</w:t>
             </w:r>
-            <w:proofErr w:type="gramEnd"/>
           </w:p>
           <w:p>
             <w:pPr>
@@ -2923,18 +2725,8 @@
                 <w:szCs w:val="18"/>
                 <w:lang w:val="en-ID"/>
               </w:rPr>
-              <w:t xml:space="preserve">Tanda Tangan dan Nama </w:t>
-            </w:r>
-            <w:proofErr w:type="spellStart"/>
-            <w:r>
-              <w:rPr>
-                <w:sz w:val="14"/>
-                <w:szCs w:val="18"/>
-                <w:lang w:val="en-ID"/>
-              </w:rPr>
-              <w:t>Lengkap</w:t>
-            </w:r>
-            <w:proofErr w:type="spellEnd"/>
+              <w:t>Tanda Tangan dan Nama Lengkap</w:t>
+            </w:r>
           </w:p>
           <w:p>
             <w:pPr>
